--- a/HRCP-KKU-Academic/uploads/academic/2/doc_5.docx
+++ b/HRCP-KKU-Academic/uploads/academic/2/doc_5.docx
@@ -104,7 +104,7 @@
           <w:szCs w:val="36"/>
           <w:lang w:bidi="th-TH"/>
         </w:rPr>
-        <w:t>ไม่มี</w:t>
+        <w:t>212121</w:t>
       </w:r>
       <w:proofErr w:type="spellStart"/>
       <w:r>
